--- a/ridgeworks/temp.docx
+++ b/ridgeworks/temp.docx
@@ -3,14 +3,34 @@
 <w:document xmlns:wpc="http://schemas.microsoft.com/office/word/2010/wordprocessingCanvas" xmlns:cx="http://schemas.microsoft.com/office/drawing/2014/chartex" xmlns:cx1="http://schemas.microsoft.com/office/drawing/2015/9/8/chartex" xmlns:cx2="http://schemas.microsoft.com/office/drawing/2015/10/21/chartex" xmlns:cx3="http://schemas.microsoft.com/office/drawing/2016/5/9/chartex" xmlns:cx4="http://schemas.microsoft.com/office/drawing/2016/5/10/chartex" xmlns:cx5="http://schemas.microsoft.com/office/drawing/2016/5/11/chartex" xmlns:cx6="http://schemas.microsoft.com/office/drawing/2016/5/12/chartex" xmlns:cx7="http://schemas.microsoft.com/office/drawing/2016/5/13/chartex" xmlns:cx8="http://schemas.microsoft.com/office/drawing/2016/5/14/chartex" xmlns:mc="http://schemas.openxmlformats.org/markup-compatibility/2006" xmlns:aink="http://schemas.microsoft.com/office/drawing/2016/ink" xmlns:am3d="http://schemas.microsoft.com/office/drawing/2017/model3d" xmlns:o="urn:schemas-microsoft-com:office:office" xmlns:oel="http://schemas.microsoft.com/office/2019/extlst" xmlns:r="http://schemas.openxmlformats.org/officeDocument/2006/relationships" xmlns:m="http://schemas.openxmlformats.org/officeDocument/2006/math" xmlns:v="urn:schemas-microsoft-com:vml" xmlns:wp14="http://schemas.microsoft.com/office/word/2010/wordprocessingDrawing" xmlns:wp="http://schemas.openxmlformats.org/drawingml/2006/wordprocessingDrawing" xmlns:w10="urn:schemas-microsoft-com:office:word" xmlns:w="http://schemas.openxmlformats.org/wordprocessingml/2006/main" xmlns:w14="http://schemas.microsoft.com/office/word/2010/wordml" xmlns:w15="http://schemas.microsoft.com/office/word/2012/wordml" xmlns:w16cex="http://schemas.microsoft.com/office/word/2018/wordml/cex" xmlns:w16cid="http://schemas.microsoft.com/office/word/2016/wordml/cid" xmlns:w16="http://schemas.microsoft.com/office/word/2018/wordml" xmlns:w16du="http://schemas.microsoft.com/office/word/2023/wordml/word16du" xmlns:w16sdtdh="http://schemas.microsoft.com/office/word/2020/wordml/sdtdatahash" xmlns:w16sdtfl="http://schemas.microsoft.com/office/word/2024/wordml/sdtformatlock" xmlns:w16se="http://schemas.microsoft.com/office/word/2015/wordml/symex" xmlns:wpg="http://schemas.microsoft.com/office/word/2010/wordprocessingGroup" xmlns:wpi="http://schemas.microsoft.com/office/word/2010/wordprocessingInk" xmlns:wne="http://schemas.microsoft.com/office/word/2006/wordml" xmlns:wps="http://schemas.microsoft.com/office/word/2010/wordprocessingShape" mc:Ignorable="w14 w15 w16se w16cid w16 w16cex w16sdtdh w16sdtfl w16du wp14">
   <w:body>
     <w:p>
+      <w:pPr>
+        <w:jc w:val="right"/>
+      </w:pPr>
       <w:r>
         <w:rPr>
           <w:rFonts w:hint="eastAsia"/>
         </w:rPr>
-        <w:t>あｓｄふぁｓｄっふぁｓｄｆあｄｓふぁｄｓｆｓｄｆ</w:t>
+        <w:t>あｓｄふぁｓｄっふぁｓｄｆ</w:t>
+      </w:r>
+      <w:proofErr w:type="gramStart"/>
+      <w:r>
+        <w:rPr>
+          <w:rFonts w:hint="eastAsia"/>
+        </w:rPr>
+        <w:t>あ</w:t>
+      </w:r>
+      <w:proofErr w:type="gramEnd"/>
+      <w:r>
+        <w:rPr>
+          <w:rFonts w:hint="eastAsia"/>
+        </w:rPr>
+        <w:t>ｄｓふぁｄｓｆｓｄｆ</w:t>
       </w:r>
     </w:p>
     <w:p>
+      <w:pPr>
+        <w:jc w:val="right"/>
+      </w:pPr>
       <w:r>
         <w:rPr>
           <w:rFonts w:hint="eastAsia"/>
@@ -20,16 +40,22 @@
     </w:p>
     <w:p>
       <w:pPr>
-        <w:rPr>
-          <w:rFonts w:hint="eastAsia"/>
-        </w:rPr>
+        <w:jc w:val="right"/>
       </w:pPr>
       <w:r>
         <w:rPr>
           <w:rFonts w:hint="eastAsia"/>
         </w:rPr>
-        <w:t>さｄｆｓｄｆｓだｆ</w:t>
+        <w:t>さｄｆｓｄｆｓだ</w:t>
       </w:r>
+      <w:proofErr w:type="gramStart"/>
+      <w:r>
+        <w:rPr>
+          <w:rFonts w:hint="eastAsia"/>
+        </w:rPr>
+        <w:t>ｆ</w:t>
+      </w:r>
+      <w:proofErr w:type="gramEnd"/>
     </w:p>
     <w:sectPr>
       <w:pgSz w:w="11906" w:h="16838"/>

--- a/ridgeworks/temp.docx
+++ b/ridgeworks/temp.docx
@@ -10,21 +10,7 @@
         <w:rPr>
           <w:rFonts w:hint="eastAsia"/>
         </w:rPr>
-        <w:t>あｓｄふぁｓｄっふぁｓｄｆ</w:t>
-      </w:r>
-      <w:proofErr w:type="gramStart"/>
-      <w:r>
-        <w:rPr>
-          <w:rFonts w:hint="eastAsia"/>
-        </w:rPr>
-        <w:t>あ</w:t>
-      </w:r>
-      <w:proofErr w:type="gramEnd"/>
-      <w:r>
-        <w:rPr>
-          <w:rFonts w:hint="eastAsia"/>
-        </w:rPr>
-        <w:t>ｄｓふぁｄｓｆｓｄｆ</w:t>
+        <w:t>あｓｄふぁｓｄっふぁｓｄｆあｄｓふぁｄｓｆｓｄｆ</w:t>
       </w:r>
     </w:p>
     <w:p>
@@ -46,16 +32,8 @@
         <w:rPr>
           <w:rFonts w:hint="eastAsia"/>
         </w:rPr>
-        <w:t>さｄｆｓｄｆｓだ</w:t>
+        <w:t>さｄｆｓｄｆｓだｆ</w:t>
       </w:r>
-      <w:proofErr w:type="gramStart"/>
-      <w:r>
-        <w:rPr>
-          <w:rFonts w:hint="eastAsia"/>
-        </w:rPr>
-        <w:t>ｆ</w:t>
-      </w:r>
-      <w:proofErr w:type="gramEnd"/>
     </w:p>
     <w:sectPr>
       <w:pgSz w:w="11906" w:h="16838"/>

--- a/ridgeworks/temp.docx
+++ b/ridgeworks/temp.docx
@@ -10,12 +10,26 @@
         <w:rPr>
           <w:rFonts w:hint="eastAsia"/>
         </w:rPr>
-        <w:t>あｓｄふぁｓｄっふぁｓｄｆあｄｓふぁｄｓｆｓｄｆ</w:t>
+        <w:t>あｓｄふぁｓｄっふぁｓｄｆ</w:t>
+      </w:r>
+      <w:proofErr w:type="gramStart"/>
+      <w:r>
+        <w:rPr>
+          <w:rFonts w:hint="eastAsia"/>
+        </w:rPr>
+        <w:t>あ</w:t>
+      </w:r>
+      <w:proofErr w:type="gramEnd"/>
+      <w:r>
+        <w:rPr>
+          <w:rFonts w:hint="eastAsia"/>
+        </w:rPr>
+        <w:t>ｄｓふぁｄｓｆｓｄｆ</w:t>
       </w:r>
     </w:p>
     <w:p>
       <w:pPr>
-        <w:jc w:val="right"/>
+        <w:jc w:val="center"/>
       </w:pPr>
       <w:r>
         <w:rPr>
@@ -25,15 +39,20 @@
       </w:r>
     </w:p>
     <w:p>
-      <w:pPr>
-        <w:jc w:val="right"/>
-      </w:pPr>
       <w:r>
         <w:rPr>
           <w:rFonts w:hint="eastAsia"/>
         </w:rPr>
-        <w:t>さｄｆｓｄｆｓだｆ</w:t>
+        <w:t>さｄｆｓｄｆｓだ</w:t>
       </w:r>
+      <w:proofErr w:type="gramStart"/>
+      <w:r>
+        <w:rPr>
+          <w:rFonts w:hint="eastAsia"/>
+        </w:rPr>
+        <w:t>ｆ</w:t>
+      </w:r>
+      <w:proofErr w:type="gramEnd"/>
     </w:p>
     <w:sectPr>
       <w:pgSz w:w="11906" w:h="16838"/>

--- a/ridgeworks/temp.docx
+++ b/ridgeworks/temp.docx
@@ -10,7 +10,20 @@
         <w:rPr>
           <w:rFonts w:hint="eastAsia"/>
         </w:rPr>
-        <w:t>あｓｄふぁｓｄっふぁｓｄｆ</w:t>
+        <w:t>あｓ</w:t>
+      </w:r>
+      <w:r>
+        <w:rPr>
+          <w:rFonts w:hint="eastAsia"/>
+          <w:highlight w:val="yellow"/>
+        </w:rPr>
+        <w:t>ｄふぁｓｄ</w:t>
+      </w:r>
+      <w:r>
+        <w:rPr>
+          <w:rFonts w:hint="eastAsia"/>
+        </w:rPr>
+        <w:t>っふぁｓｄｆ</w:t>
       </w:r>
       <w:proofErr w:type="gramStart"/>
       <w:r>
@@ -34,8 +47,15 @@
       <w:r>
         <w:rPr>
           <w:rFonts w:hint="eastAsia"/>
+          <w:color w:val="FF0000"/>
         </w:rPr>
-        <w:t>ｓｄｆｓだｆｄさｆｄｓｆ</w:t>
+        <w:t>ｓｄｆｓだｆｄさｆｄｓ</w:t>
+      </w:r>
+      <w:r>
+        <w:rPr>
+          <w:rFonts w:hint="eastAsia"/>
+        </w:rPr>
+        <w:t>ｆ</w:t>
       </w:r>
     </w:p>
     <w:p>
@@ -43,7 +63,49 @@
         <w:rPr>
           <w:rFonts w:hint="eastAsia"/>
         </w:rPr>
-        <w:t>さｄｆｓｄｆｓだ</w:t>
+        <w:t>さｄｆ</w:t>
+      </w:r>
+      <w:r>
+        <w:rPr>
+          <w:rFonts w:hint="eastAsia"/>
+          <w:b/>
+          <w14:textOutline w14:w="12700" w14:cap="flat" w14:cmpd="sng" w14:algn="ctr">
+            <w14:solidFill>
+              <w14:schemeClr w14:val="accent4"/>
+            </w14:solidFill>
+            <w14:prstDash w14:val="solid"/>
+            <w14:round/>
+          </w14:textOutline>
+          <w14:textFill>
+            <w14:gradFill>
+              <w14:gsLst>
+                <w14:gs w14:pos="0">
+                  <w14:schemeClr w14:val="accent4"/>
+                </w14:gs>
+                <w14:gs w14:pos="4000">
+                  <w14:schemeClr w14:val="accent4">
+                    <w14:lumMod w14:val="60000"/>
+                    <w14:lumOff w14:val="40000"/>
+                  </w14:schemeClr>
+                </w14:gs>
+                <w14:gs w14:pos="87000">
+                  <w14:schemeClr w14:val="accent4">
+                    <w14:lumMod w14:val="20000"/>
+                    <w14:lumOff w14:val="80000"/>
+                  </w14:schemeClr>
+                </w14:gs>
+              </w14:gsLst>
+              <w14:lin w14:ang="5400000" w14:scaled="0"/>
+            </w14:gradFill>
+          </w14:textFill>
+        </w:rPr>
+        <w:t>ｓｄｆｓ</w:t>
+      </w:r>
+      <w:r>
+        <w:rPr>
+          <w:rFonts w:hint="eastAsia"/>
+        </w:rPr>
+        <w:t>だ</w:t>
       </w:r>
       <w:proofErr w:type="gramStart"/>
       <w:r>

--- a/ridgeworks/temp.docx
+++ b/ridgeworks/temp.docx
@@ -42,7 +42,7 @@
     </w:p>
     <w:p>
       <w:pPr>
-        <w:jc w:val="center"/>
+        <w:jc w:val="right"/>
       </w:pPr>
       <w:r>
         <w:rPr>
@@ -59,6 +59,9 @@
       </w:r>
     </w:p>
     <w:p>
+      <w:pPr>
+        <w:jc w:val="right"/>
+      </w:pPr>
       <w:r>
         <w:rPr>
           <w:rFonts w:hint="eastAsia"/>
